--- a/ru/wisdom-stories/Bakhtiyar Sirajov/without-a-plan.docx
+++ b/ru/wisdom-stories/Bakhtiyar Sirajov/without-a-plan.docx
@@ -12,7 +12,7 @@
     </w:p>
     <w:p>
       <w:r>
-        <w:t>Организация, у которой нет плана действий, похожа на корабль с известным портом назначения, но без морской карты, проложенного маршрута и распределённых обязанностей между членами экипажа. Иногда такой корабль может достичь порта благодаря удаче, умелому капитану или благоприятной погоде. Однако это будет результатом стечения обстоятельств, а не системного управления. Устойчивый успех достигается не случайностью, а продуманными планами и дисциплинированными действиями.</w:t>
+        <w:t xml:space="preserve">Организация, у которой нет плана действий, похожа на корабль с известным портом назначения, но без морской карты, проложенного маршрута и распределённых обязанностей между членами экипажа. Иногда такой корабль может достичь порта благодаря удаче, умелому капитану или благоприятной погоде. Однако это будет результатом стечения обстоятельств, а не системного управления. Устойчивый успех достигается не благодаря случайности, а благодаря продуманным планам и дисциплинированным действиям.</w:t>
       </w:r>
     </w:p>
     <w:p>
